--- a/3 - Reliable Outbox Patterns.docx
+++ b/3 - Reliable Outbox Patterns.docx
@@ -2285,15 +2285,13 @@
           <w:bottom w:val="single" w:sz="4" w:space="1" w:color="BFBFBF"/>
         </w:pBdr>
       </w:pPr>
-      <w:bookmarkStart w:id="7" w:name="_Toc240656572"/>
       <w:r>
         <w:rPr>
           <w:rFonts w:ascii="Times New Roman" w:hAnsi="Times New Roman"/>
           <w:color w:val="222222"/>
         </w:rPr>
-        <w:t>Atomic deduplication</w:t>
+        <w:t>Inbox Pattern</w:t>
       </w:r>
-      <w:bookmarkEnd w:id="7"/>
     </w:p>
     <w:p>
       <w:r>
@@ -2544,7 +2542,7 @@
           <w:bottom w:val="single" w:sz="4" w:space="1" w:color="BFBFBF"/>
         </w:pBdr>
       </w:pPr>
-      <w:bookmarkStart w:id="8" w:name="_Toc240656573"/>
+      <w:bookmarkStart w:id="7" w:name="_Toc240656573"/>
       <w:r>
         <w:rPr>
           <w:rFonts w:ascii="Times New Roman" w:hAnsi="Times New Roman"/>
@@ -2552,7 +2550,7 @@
         </w:rPr>
         <w:t>11. Retry policy</w:t>
       </w:r>
-      <w:bookmarkEnd w:id="8"/>
+      <w:bookmarkEnd w:id="7"/>
     </w:p>
     <w:p>
       <w:r>
@@ -2566,7 +2564,7 @@
           <w:bottom w:val="single" w:sz="4" w:space="1" w:color="BFBFBF"/>
         </w:pBdr>
       </w:pPr>
-      <w:bookmarkStart w:id="9" w:name="_Toc240656574"/>
+      <w:bookmarkStart w:id="8" w:name="_Toc240656574"/>
       <w:r>
         <w:rPr>
           <w:rFonts w:ascii="Times New Roman" w:hAnsi="Times New Roman"/>
@@ -2574,7 +2572,7 @@
         </w:rPr>
         <w:t>Transient failures</w:t>
       </w:r>
-      <w:bookmarkEnd w:id="9"/>
+      <w:bookmarkEnd w:id="8"/>
     </w:p>
     <w:p>
       <w:pPr>
@@ -2624,7 +2622,7 @@
           <w:bottom w:val="single" w:sz="4" w:space="1" w:color="BFBFBF"/>
         </w:pBdr>
       </w:pPr>
-      <w:bookmarkStart w:id="10" w:name="_Toc240656575"/>
+      <w:bookmarkStart w:id="9" w:name="_Toc240656575"/>
       <w:r>
         <w:rPr>
           <w:rFonts w:ascii="Times New Roman" w:hAnsi="Times New Roman"/>
@@ -2632,7 +2630,7 @@
         </w:rPr>
         <w:t>Permanent failures</w:t>
       </w:r>
-      <w:bookmarkEnd w:id="10"/>
+      <w:bookmarkEnd w:id="9"/>
     </w:p>
     <w:p>
       <w:pPr>
@@ -2691,7 +2689,7 @@
           <w:bottom w:val="single" w:sz="4" w:space="1" w:color="BFBFBF"/>
         </w:pBdr>
       </w:pPr>
-      <w:bookmarkStart w:id="11" w:name="_Toc240656576"/>
+      <w:bookmarkStart w:id="10" w:name="_Toc240656576"/>
       <w:r>
         <w:rPr>
           <w:rFonts w:ascii="Times New Roman" w:hAnsi="Times New Roman"/>
@@ -2699,7 +2697,7 @@
         </w:rPr>
         <w:t>Exponential backoff and jitter</w:t>
       </w:r>
-      <w:bookmarkEnd w:id="11"/>
+      <w:bookmarkEnd w:id="10"/>
     </w:p>
     <w:p>
       <w:r>
@@ -2921,7 +2919,7 @@
           <w:bottom w:val="single" w:sz="4" w:space="1" w:color="BFBFBF"/>
         </w:pBdr>
       </w:pPr>
-      <w:bookmarkStart w:id="12" w:name="_Toc240656577"/>
+      <w:bookmarkStart w:id="11" w:name="_Toc240656577"/>
       <w:r>
         <w:rPr>
           <w:rFonts w:ascii="Times New Roman" w:hAnsi="Times New Roman"/>
@@ -2929,7 +2927,7 @@
         </w:rPr>
         <w:t>12. Dead-Letter Queue (DLQ)</w:t>
       </w:r>
-      <w:bookmarkEnd w:id="12"/>
+      <w:bookmarkEnd w:id="11"/>
     </w:p>
     <w:p>
       <w:r>
@@ -2939,19 +2937,7 @@
         <w:rPr>
           <w:color w:val="EE0000"/>
         </w:rPr>
-        <w:t xml:space="preserve">(for example </w:t>
-      </w:r>
-      <w:r>
-        <w:rPr>
-          <w:color w:val="EE0000"/>
-        </w:rPr>
-        <w:t>KYT receives an event saying an address made a transaction, tries to analyze/flag it, but processing keeps failing. Without a DLQ, the consumer may keep retrying that same event and delay later events</w:t>
-      </w:r>
-      <w:r>
-        <w:rPr>
-          <w:color w:val="EE0000"/>
-        </w:rPr>
-        <w:t xml:space="preserve">.) </w:t>
+        <w:t xml:space="preserve">(for example KYT receives an event saying an address made a transaction, tries to analyze/flag it, but processing keeps failing. Without a DLQ, the consumer may keep retrying that same event and delay later events.) </w:t>
       </w:r>
       <w:r>
         <w:t>should not permanently block or destabilize the main processing pipeline. After the configured retry policy is exhausted, the event can be moved to a dead-letter queue for later inspection or replay.</w:t>
@@ -3150,7 +3136,7 @@
           <w:bottom w:val="single" w:sz="4" w:space="1" w:color="BFBFBF"/>
         </w:pBdr>
       </w:pPr>
-      <w:bookmarkStart w:id="13" w:name="_Toc240656578"/>
+      <w:bookmarkStart w:id="12" w:name="_Toc240656578"/>
       <w:r>
         <w:rPr>
           <w:rFonts w:ascii="Times New Roman" w:hAnsi="Times New Roman"/>
@@ -3172,7 +3158,7 @@
         </w:rPr>
         <w:t>. Saga Pattern</w:t>
       </w:r>
-      <w:bookmarkEnd w:id="13"/>
+      <w:bookmarkEnd w:id="12"/>
     </w:p>
     <w:p>
       <w:r>
@@ -3412,7 +3398,7 @@
           <w:bottom w:val="single" w:sz="4" w:space="1" w:color="BFBFBF"/>
         </w:pBdr>
       </w:pPr>
-      <w:bookmarkStart w:id="14" w:name="_Toc240656579"/>
+      <w:bookmarkStart w:id="13" w:name="_Toc240656579"/>
       <w:r>
         <w:rPr>
           <w:rFonts w:ascii="Times New Roman" w:hAnsi="Times New Roman"/>
@@ -3434,7 +3420,7 @@
         </w:rPr>
         <w:t>. Event versioning</w:t>
       </w:r>
-      <w:bookmarkEnd w:id="14"/>
+      <w:bookmarkEnd w:id="13"/>
     </w:p>
     <w:p>
       <w:r>
@@ -3690,7 +3676,7 @@
           <w:color w:val="EE0000"/>
         </w:rPr>
       </w:pPr>
-      <w:bookmarkStart w:id="15" w:name="_Toc240656580"/>
+      <w:bookmarkStart w:id="14" w:name="_Toc240656580"/>
       <w:r>
         <w:rPr>
           <w:color w:val="EE0000"/>
@@ -3779,9 +3765,9 @@
           <w:rFonts w:ascii="Times New Roman" w:hAnsi="Times New Roman"/>
           <w:color w:val="EE0000"/>
         </w:rPr>
-        <w:t>. Concrete Stridge-style failure scenario</w:t>
+        <w:t>. Concrete scenario</w:t>
       </w:r>
-      <w:bookmarkEnd w:id="15"/>
+      <w:bookmarkEnd w:id="14"/>
     </w:p>
     <w:p>
       <w:pPr>
@@ -3811,7 +3797,7 @@
           <w:bottom w:val="single" w:sz="4" w:space="1" w:color="BFBFBF"/>
         </w:pBdr>
       </w:pPr>
-      <w:bookmarkStart w:id="16" w:name="_Toc240656581"/>
+      <w:bookmarkStart w:id="15" w:name="_Toc240656581"/>
       <w:r>
         <w:rPr>
           <w:rFonts w:ascii="Times New Roman" w:hAnsi="Times New Roman"/>
@@ -3826,7 +3812,7 @@
         </w:rPr>
         <w:t>. critical concepts</w:t>
       </w:r>
-      <w:bookmarkEnd w:id="16"/>
+      <w:bookmarkEnd w:id="15"/>
     </w:p>
     <w:tbl>
       <w:tblPr>
@@ -3943,17 +3929,26 @@
           <w:p>
             <w:pPr>
               <w:spacing w:after="0"/>
+              <w:rPr>
+                <w:u w:val="single"/>
+              </w:rPr>
             </w:pPr>
             <w:r>
               <w:rPr>
                 <w:b/>
                 <w:color w:val="EE0000"/>
+                <w:sz w:val="28"/>
+                <w:szCs w:val="24"/>
+                <w:u w:val="single"/>
               </w:rPr>
               <w:t xml:space="preserve">VERY IMPORTANT: </w:t>
             </w:r>
             <w:r>
               <w:rPr>
                 <w:color w:val="EE0000"/>
+                <w:sz w:val="28"/>
+                <w:szCs w:val="24"/>
+                <w:u w:val="single"/>
               </w:rPr>
               <w:t>Transactional Outbox prevents the database/event dual-write inconsistency, but consumers still need idempotency because duplicate publication can occur.</w:t>
             </w:r>
@@ -4974,6 +4969,7 @@
   <w:style w:type="character" w:default="1" w:styleId="DefaultParagraphFont">
     <w:name w:val="Default Paragraph Font"/>
     <w:uiPriority w:val="1"/>
+    <w:semiHidden/>
     <w:unhideWhenUsed/>
   </w:style>
   <w:style w:type="table" w:default="1" w:styleId="TableNormal">
